--- a/templates/docx/inventory_act/measures_template.docx
+++ b/templates/docx/inventory_act/measures_template.docx
@@ -762,11 +762,11 @@
         <w:tblLook w:val="04A0" w:firstRow="1" w:lastRow="0" w:firstColumn="1" w:lastColumn="0" w:noHBand="0" w:noVBand="1"/>
       </w:tblPr>
       <w:tblGrid>
-        <w:gridCol w:w="2972"/>
-        <w:gridCol w:w="284"/>
-        <w:gridCol w:w="2520"/>
-        <w:gridCol w:w="315"/>
-        <w:gridCol w:w="3537"/>
+        <w:gridCol w:w="2968"/>
+        <w:gridCol w:w="272"/>
+        <w:gridCol w:w="2193"/>
+        <w:gridCol w:w="298"/>
+        <w:gridCol w:w="3907"/>
       </w:tblGrid>
       <w:tr>
         <w:tc>
@@ -786,23 +786,29 @@
               </w:rPr>
             </w:pPr>
             <w:r>
+              <w:rPr>
+                <w:rFonts w:ascii="Times New Roman" w:hAnsi="Times New Roman" w:cs="Times New Roman"/>
+                <w:sz w:val="24"/>
+                <w:szCs w:val="24"/>
+              </w:rPr>
               <w:t>[</w:t>
             </w:r>
-            <w:r>
-              <w:rPr>
-                <w:sz w:val="16"/>
-                <w:szCs w:val="16"/>
-              </w:rPr>
-              <w:t>д</w:t>
-            </w:r>
-            <w:r>
-              <w:rPr>
-                <w:sz w:val="16"/>
-                <w:szCs w:val="16"/>
-              </w:rPr>
-              <w:t>олжность_председателя</w:t>
-            </w:r>
-            <w:r>
+            <w:proofErr w:type="spellStart"/>
+            <w:r>
+              <w:rPr>
+                <w:rFonts w:ascii="Times New Roman" w:hAnsi="Times New Roman" w:cs="Times New Roman"/>
+                <w:sz w:val="24"/>
+                <w:szCs w:val="24"/>
+              </w:rPr>
+              <w:t>должность_председателя</w:t>
+            </w:r>
+            <w:proofErr w:type="spellEnd"/>
+            <w:r>
+              <w:rPr>
+                <w:rFonts w:ascii="Times New Roman" w:hAnsi="Times New Roman" w:cs="Times New Roman"/>
+                <w:sz w:val="24"/>
+                <w:szCs w:val="24"/>
+              </w:rPr>
               <w:t>]</w:t>
             </w:r>
           </w:p>
@@ -867,21 +873,34 @@
               <w:jc w:val="center"/>
               <w:rPr>
                 <w:rFonts w:ascii="Times New Roman" w:hAnsi="Times New Roman" w:cs="Times New Roman"/>
-                <w:sz w:val="28"/>
-                <w:szCs w:val="28"/>
-              </w:rPr>
-            </w:pPr>
-            <w:r>
+                <w:sz w:val="24"/>
+                <w:szCs w:val="24"/>
+              </w:rPr>
+            </w:pPr>
+            <w:r>
+              <w:rPr>
+                <w:rFonts w:ascii="Times New Roman" w:hAnsi="Times New Roman" w:cs="Times New Roman"/>
+                <w:sz w:val="24"/>
+                <w:szCs w:val="24"/>
+              </w:rPr>
               <w:t>[</w:t>
             </w:r>
-            <w:r>
-              <w:rPr>
-                <w:sz w:val="16"/>
-                <w:szCs w:val="16"/>
+            <w:proofErr w:type="spellStart"/>
+            <w:r>
+              <w:rPr>
+                <w:rFonts w:ascii="Times New Roman" w:hAnsi="Times New Roman" w:cs="Times New Roman"/>
+                <w:sz w:val="24"/>
+                <w:szCs w:val="24"/>
               </w:rPr>
               <w:t>инициалы_фамилия_председателя</w:t>
             </w:r>
-            <w:r>
+            <w:proofErr w:type="spellEnd"/>
+            <w:r>
+              <w:rPr>
+                <w:rFonts w:ascii="Times New Roman" w:hAnsi="Times New Roman" w:cs="Times New Roman"/>
+                <w:sz w:val="24"/>
+                <w:szCs w:val="24"/>
+              </w:rPr>
               <w:t>]</w:t>
             </w:r>
           </w:p>
